--- a/IQOQDQ/OQ_HMI/Machine type/VI 10/View_SettingsView_V0042_01_CartonErectionView_Tab_1.docx
+++ b/IQOQDQ/OQ_HMI/Machine type/VI 10/View_SettingsView_V0042_01_CartonErectionView_Tab_1.docx
@@ -149,34 +149,47 @@
                 <w:noProof/>
               </w:rPr>
               <w:drawing>
-                <wp:inline distT="0" distB="0" distL="0" distR="0" wp14:anchorId="5B3CDD87" wp14:editId="490B79FB">
-                  <wp:extent cx="5984824" cy="3364991"/>
-                  <wp:effectExtent l="0" t="0" r="0" b="0"/>
-                  <wp:docPr id="63" name="Image 63"/>
+                <wp:inline distT="0" distB="0" distL="0" distR="0" wp14:anchorId="186017C3" wp14:editId="1E171192">
+                  <wp:extent cx="5972175" cy="3358515"/>
+                  <wp:effectExtent l="0" t="0" r="9525" b="0"/>
+                  <wp:docPr id="398765024" name="Picture 1"/>
                   <wp:cNvGraphicFramePr>
-                    <a:graphicFrameLocks xmlns:a="http://schemas.openxmlformats.org/drawingml/2006/main"/>
+                    <a:graphicFrameLocks xmlns:a="http://schemas.openxmlformats.org/drawingml/2006/main" noChangeAspect="1"/>
                   </wp:cNvGraphicFramePr>
                   <a:graphic xmlns:a="http://schemas.openxmlformats.org/drawingml/2006/main">
                     <a:graphicData uri="http://schemas.openxmlformats.org/drawingml/2006/picture">
                       <pic:pic xmlns:pic="http://schemas.openxmlformats.org/drawingml/2006/picture">
                         <pic:nvPicPr>
-                          <pic:cNvPr id="63" name="Image 63"/>
-                          <pic:cNvPicPr/>
+                          <pic:cNvPr id="0" name="Picture 1"/>
+                          <pic:cNvPicPr>
+                            <a:picLocks noChangeAspect="1" noChangeArrowheads="1"/>
+                          </pic:cNvPicPr>
                         </pic:nvPicPr>
                         <pic:blipFill>
-                          <a:blip r:embed="rId5" cstate="print"/>
+                          <a:blip r:embed="rId5">
+                            <a:extLst>
+                              <a:ext uri="{28A0092B-C50C-407E-A947-70E740481C1C}">
+                                <a14:useLocalDpi xmlns:a14="http://schemas.microsoft.com/office/drawing/2010/main" val="0"/>
+                              </a:ext>
+                            </a:extLst>
+                          </a:blip>
+                          <a:srcRect/>
                           <a:stretch>
                             <a:fillRect/>
                           </a:stretch>
                         </pic:blipFill>
-                        <pic:spPr>
+                        <pic:spPr bwMode="auto">
                           <a:xfrm>
                             <a:off x="0" y="0"/>
-                            <a:ext cx="5984824" cy="3364991"/>
+                            <a:ext cx="5972175" cy="3358515"/>
                           </a:xfrm>
                           <a:prstGeom prst="rect">
                             <a:avLst/>
                           </a:prstGeom>
+                          <a:noFill/>
+                          <a:ln>
+                            <a:noFill/>
+                          </a:ln>
                         </pic:spPr>
                       </pic:pic>
                     </a:graphicData>
@@ -500,6 +513,7 @@
               <w:right w:val="single" w:sz="4" w:space="0" w:color="auto"/>
             </w:tcBorders>
             <w:noWrap/>
+            <w:vAlign w:val="center"/>
           </w:tcPr>
           <w:p>
             <w:pPr>
@@ -514,39 +528,9 @@
               <w:rPr>
                 <w:b w:val="0"/>
                 <w:bCs/>
-              </w:rPr>
-              <w:t>Holding</w:t>
-            </w:r>
-            <w:r>
-              <w:rPr>
-                <w:b w:val="0"/>
-                <w:bCs/>
-                <w:spacing w:val="-11"/>
-              </w:rPr>
-              <w:t xml:space="preserve"> </w:t>
-            </w:r>
-            <w:r>
-              <w:rPr>
-                <w:b w:val="0"/>
-                <w:bCs/>
-              </w:rPr>
-              <w:t>vacuum,</w:t>
-            </w:r>
-            <w:r>
-              <w:rPr>
-                <w:b w:val="0"/>
-                <w:bCs/>
-                <w:spacing w:val="-10"/>
-              </w:rPr>
-              <w:t xml:space="preserve"> </w:t>
-            </w:r>
-            <w:r>
-              <w:rPr>
-                <w:b w:val="0"/>
-                <w:bCs/>
-                <w:spacing w:val="-5"/>
-              </w:rPr>
-              <w:t>off</w:t>
+                <w:lang w:val="en-US"/>
+              </w:rPr>
+              <w:t>Consecutive fault</w:t>
             </w:r>
           </w:p>
         </w:tc>
@@ -559,19 +543,21 @@
               <w:bottom w:val="single" w:sz="4" w:space="0" w:color="auto"/>
               <w:right w:val="single" w:sz="4" w:space="0" w:color="auto"/>
             </w:tcBorders>
-          </w:tcPr>
-          <w:p>
-            <w:pPr>
-              <w:rPr>
-                <w:rFonts w:cs="Arial"/>
-                <w:szCs w:val="20"/>
-              </w:rPr>
-            </w:pPr>
-            <w:r>
-              <w:rPr>
-                <w:spacing w:val="-2"/>
-              </w:rPr>
-              <w:t>-20…50</w:t>
+            <w:vAlign w:val="center"/>
+          </w:tcPr>
+          <w:p>
+            <w:pPr>
+              <w:rPr>
+                <w:rFonts w:cs="Arial"/>
+                <w:szCs w:val="20"/>
+              </w:rPr>
+            </w:pPr>
+            <w:r>
+              <w:rPr>
+                <w:rFonts w:cs="Arial"/>
+                <w:szCs w:val="20"/>
+              </w:rPr>
+              <w:t>1…3</w:t>
             </w:r>
           </w:p>
         </w:tc>
@@ -669,13 +655,13 @@
                 <w:b w:val="0"/>
                 <w:bCs/>
               </w:rPr>
-              <w:t>Blow</w:t>
+              <w:t>Holding</w:t>
             </w:r>
             <w:r>
               <w:rPr>
                 <w:b w:val="0"/>
                 <w:bCs/>
-                <w:spacing w:val="-6"/>
+                <w:spacing w:val="-11"/>
               </w:rPr>
               <w:t xml:space="preserve"> </w:t>
             </w:r>
@@ -684,48 +670,48 @@
                 <w:b w:val="0"/>
                 <w:bCs/>
               </w:rPr>
+              <w:t>vacuum,</w:t>
+            </w:r>
+            <w:r>
+              <w:rPr>
+                <w:b w:val="0"/>
+                <w:bCs/>
+                <w:spacing w:val="-10"/>
+              </w:rPr>
+              <w:t xml:space="preserve"> </w:t>
+            </w:r>
+            <w:r>
+              <w:rPr>
+                <w:b w:val="0"/>
+                <w:bCs/>
+                <w:spacing w:val="-5"/>
+              </w:rPr>
               <w:t>off</w:t>
             </w:r>
-            <w:r>
-              <w:rPr>
-                <w:b w:val="0"/>
-                <w:bCs/>
-                <w:spacing w:val="-3"/>
-              </w:rPr>
-              <w:t xml:space="preserve"> </w:t>
-            </w:r>
-            <w:r>
-              <w:rPr>
-                <w:b w:val="0"/>
-                <w:bCs/>
+          </w:p>
+        </w:tc>
+        <w:tc>
+          <w:tcPr>
+            <w:tcW w:w="1619" w:type="dxa"/>
+            <w:tcBorders>
+              <w:top w:val="nil"/>
+              <w:left w:val="nil"/>
+              <w:bottom w:val="single" w:sz="4" w:space="0" w:color="auto"/>
+              <w:right w:val="single" w:sz="4" w:space="0" w:color="auto"/>
+            </w:tcBorders>
+          </w:tcPr>
+          <w:p>
+            <w:pPr>
+              <w:rPr>
+                <w:rFonts w:cs="Arial"/>
+                <w:szCs w:val="20"/>
+              </w:rPr>
+            </w:pPr>
+            <w:r>
+              <w:rPr>
                 <w:spacing w:val="-2"/>
               </w:rPr>
-              <w:t>duration</w:t>
-            </w:r>
-          </w:p>
-        </w:tc>
-        <w:tc>
-          <w:tcPr>
-            <w:tcW w:w="1619" w:type="dxa"/>
-            <w:tcBorders>
-              <w:top w:val="nil"/>
-              <w:left w:val="nil"/>
-              <w:bottom w:val="single" w:sz="4" w:space="0" w:color="auto"/>
-              <w:right w:val="single" w:sz="4" w:space="0" w:color="auto"/>
-            </w:tcBorders>
-          </w:tcPr>
-          <w:p>
-            <w:pPr>
-              <w:rPr>
-                <w:rFonts w:cs="Arial"/>
-                <w:szCs w:val="20"/>
-              </w:rPr>
-            </w:pPr>
-            <w:r>
-              <w:rPr>
-                <w:spacing w:val="-2"/>
-              </w:rPr>
-              <w:t>10…100</w:t>
+              <w:t>-20…50</w:t>
             </w:r>
           </w:p>
         </w:tc>
@@ -822,16 +808,14 @@
               <w:rPr>
                 <w:b w:val="0"/>
                 <w:bCs/>
-                <w:lang w:val="en-US"/>
-              </w:rPr>
-              <w:t>Offset</w:t>
+              </w:rPr>
+              <w:t>Blow</w:t>
             </w:r>
             <w:r>
               <w:rPr>
                 <w:b w:val="0"/>
                 <w:bCs/>
-                <w:spacing w:val="-14"/>
-                <w:lang w:val="en-US"/>
+                <w:spacing w:val="-6"/>
               </w:rPr>
               <w:t xml:space="preserve"> </w:t>
             </w:r>
@@ -839,16 +823,14 @@
               <w:rPr>
                 <w:b w:val="0"/>
                 <w:bCs/>
-                <w:lang w:val="en-US"/>
-              </w:rPr>
-              <w:t>pick</w:t>
+              </w:rPr>
+              <w:t>off</w:t>
             </w:r>
             <w:r>
               <w:rPr>
                 <w:b w:val="0"/>
                 <w:bCs/>
-                <w:spacing w:val="-13"/>
-                <w:lang w:val="en-US"/>
+                <w:spacing w:val="-3"/>
               </w:rPr>
               <w:t xml:space="preserve"> </w:t>
             </w:r>
@@ -856,35 +838,9 @@
               <w:rPr>
                 <w:b w:val="0"/>
                 <w:bCs/>
-                <w:lang w:val="en-US"/>
-              </w:rPr>
-              <w:t>position</w:t>
-            </w:r>
-            <w:r>
-              <w:rPr>
-                <w:b w:val="0"/>
-                <w:bCs/>
-                <w:spacing w:val="-14"/>
-                <w:lang w:val="en-US"/>
-              </w:rPr>
-              <w:t xml:space="preserve"> </w:t>
-            </w:r>
-            <w:r>
-              <w:rPr>
-                <w:b w:val="0"/>
-                <w:bCs/>
-                <w:lang w:val="en-US"/>
-              </w:rPr>
-              <w:t xml:space="preserve">(carton </w:t>
-            </w:r>
-            <w:r>
-              <w:rPr>
-                <w:b w:val="0"/>
-                <w:bCs/>
                 <w:spacing w:val="-2"/>
-                <w:lang w:val="en-US"/>
-              </w:rPr>
-              <w:t>magazine)</w:t>
+              </w:rPr>
+              <w:t>duration</w:t>
             </w:r>
           </w:p>
         </w:tc>
@@ -909,7 +865,7 @@
               <w:rPr>
                 <w:spacing w:val="-2"/>
               </w:rPr>
-              <w:t>-30.00...35.00</w:t>
+              <w:t>10…100</w:t>
             </w:r>
           </w:p>
         </w:tc>
@@ -1008,25 +964,67 @@
                 <w:bCs/>
                 <w:lang w:val="en-US"/>
               </w:rPr>
-              <w:t xml:space="preserve">Offset place </w:t>
-            </w:r>
-            <w:proofErr w:type="spellStart"/>
+              <w:t>Offset</w:t>
+            </w:r>
             <w:r>
               <w:rPr>
                 <w:b w:val="0"/>
                 <w:bCs/>
+                <w:spacing w:val="-14"/>
                 <w:lang w:val="en-US"/>
               </w:rPr>
-              <w:t>positio</w:t>
-            </w:r>
-            <w:proofErr w:type="spellEnd"/>
+              <w:t xml:space="preserve"> </w:t>
+            </w:r>
             <w:r>
               <w:rPr>
                 <w:b w:val="0"/>
                 <w:bCs/>
                 <w:lang w:val="en-US"/>
               </w:rPr>
-              <w:t xml:space="preserve"> (carton chain)</w:t>
+              <w:t>pick</w:t>
+            </w:r>
+            <w:r>
+              <w:rPr>
+                <w:b w:val="0"/>
+                <w:bCs/>
+                <w:spacing w:val="-13"/>
+                <w:lang w:val="en-US"/>
+              </w:rPr>
+              <w:t xml:space="preserve"> </w:t>
+            </w:r>
+            <w:r>
+              <w:rPr>
+                <w:b w:val="0"/>
+                <w:bCs/>
+                <w:lang w:val="en-US"/>
+              </w:rPr>
+              <w:t>position</w:t>
+            </w:r>
+            <w:r>
+              <w:rPr>
+                <w:b w:val="0"/>
+                <w:bCs/>
+                <w:spacing w:val="-14"/>
+                <w:lang w:val="en-US"/>
+              </w:rPr>
+              <w:t xml:space="preserve"> </w:t>
+            </w:r>
+            <w:r>
+              <w:rPr>
+                <w:b w:val="0"/>
+                <w:bCs/>
+                <w:lang w:val="en-US"/>
+              </w:rPr>
+              <w:t xml:space="preserve">(carton </w:t>
+            </w:r>
+            <w:r>
+              <w:rPr>
+                <w:b w:val="0"/>
+                <w:bCs/>
+                <w:spacing w:val="-2"/>
+                <w:lang w:val="en-US"/>
+              </w:rPr>
+              <w:t>magazine)</w:t>
             </w:r>
           </w:p>
         </w:tc>
@@ -1051,7 +1049,7 @@
               <w:rPr>
                 <w:spacing w:val="-2"/>
               </w:rPr>
-              <w:t>-50.00...30.00</w:t>
+              <w:t>-30.00...35.00</w:t>
             </w:r>
           </w:p>
         </w:tc>
@@ -1148,8 +1146,9 @@
               <w:rPr>
                 <w:b w:val="0"/>
                 <w:bCs/>
-              </w:rPr>
-              <w:t>Correction, counter suction position</w:t>
+                <w:lang w:val="en-US"/>
+              </w:rPr>
+              <w:t>Offset place positio (carton chain)</w:t>
             </w:r>
           </w:p>
         </w:tc>
@@ -1172,9 +1171,9 @@
             </w:pPr>
             <w:r>
               <w:rPr>
-                <w:spacing w:val="-5"/>
-              </w:rPr>
-              <w:t>-10.00…5.00</w:t>
+                <w:spacing w:val="-2"/>
+              </w:rPr>
+              <w:t>-50.00...30.00</w:t>
             </w:r>
           </w:p>
         </w:tc>
@@ -1251,7 +1250,7 @@
           <w:tcPr>
             <w:tcW w:w="2886" w:type="dxa"/>
             <w:tcBorders>
-              <w:top w:val="single" w:sz="4" w:space="0" w:color="auto"/>
+              <w:top w:val="nil"/>
               <w:left w:val="single" w:sz="4" w:space="0" w:color="auto"/>
               <w:bottom w:val="single" w:sz="4" w:space="0" w:color="auto"/>
               <w:right w:val="single" w:sz="4" w:space="0" w:color="auto"/>
@@ -1271,9 +1270,8 @@
               <w:rPr>
                 <w:b w:val="0"/>
                 <w:bCs/>
-                <w:lang w:val="en-US"/>
-              </w:rPr>
-              <w:t>Slide offset pickup position (carton magazine)</w:t>
+              </w:rPr>
+              <w:t>Correction, counter suction position</w:t>
             </w:r>
           </w:p>
         </w:tc>
@@ -1281,7 +1279,7 @@
           <w:tcPr>
             <w:tcW w:w="1619" w:type="dxa"/>
             <w:tcBorders>
-              <w:top w:val="single" w:sz="4" w:space="0" w:color="auto"/>
+              <w:top w:val="nil"/>
               <w:left w:val="nil"/>
               <w:bottom w:val="single" w:sz="4" w:space="0" w:color="auto"/>
               <w:right w:val="single" w:sz="4" w:space="0" w:color="auto"/>
@@ -1298,7 +1296,7 @@
               <w:rPr>
                 <w:spacing w:val="-5"/>
               </w:rPr>
-              <w:t>-20.00…25.00</w:t>
+              <w:t>-10.00…5.00</w:t>
             </w:r>
           </w:p>
         </w:tc>
@@ -1306,7 +1304,7 @@
           <w:tcPr>
             <w:tcW w:w="1619" w:type="dxa"/>
             <w:tcBorders>
-              <w:top w:val="single" w:sz="4" w:space="0" w:color="auto"/>
+              <w:top w:val="nil"/>
               <w:left w:val="nil"/>
               <w:bottom w:val="single" w:sz="4" w:space="0" w:color="auto"/>
               <w:right w:val="single" w:sz="4" w:space="0" w:color="auto"/>
@@ -1327,7 +1325,7 @@
           <w:tcPr>
             <w:tcW w:w="1798" w:type="dxa"/>
             <w:tcBorders>
-              <w:top w:val="single" w:sz="4" w:space="0" w:color="auto"/>
+              <w:top w:val="nil"/>
               <w:left w:val="nil"/>
               <w:bottom w:val="single" w:sz="4" w:space="0" w:color="auto"/>
               <w:right w:val="single" w:sz="4" w:space="0" w:color="auto"/>
@@ -1348,7 +1346,7 @@
           <w:tcPr>
             <w:tcW w:w="1623" w:type="dxa"/>
             <w:tcBorders>
-              <w:top w:val="single" w:sz="4" w:space="0" w:color="auto"/>
+              <w:top w:val="nil"/>
               <w:left w:val="nil"/>
               <w:bottom w:val="single" w:sz="4" w:space="0" w:color="auto"/>
               <w:right w:val="single" w:sz="4" w:space="0" w:color="auto"/>
@@ -1521,34 +1519,47 @@
                 <w:noProof/>
               </w:rPr>
               <w:drawing>
-                <wp:inline distT="0" distB="0" distL="0" distR="0" wp14:anchorId="46A26B9D" wp14:editId="6007492A">
-                  <wp:extent cx="5984824" cy="3364991"/>
-                  <wp:effectExtent l="0" t="0" r="0" b="0"/>
-                  <wp:docPr id="696030302" name="Image 63"/>
+                <wp:inline distT="0" distB="0" distL="0" distR="0" wp14:anchorId="60836BDF" wp14:editId="34D167D2">
+                  <wp:extent cx="5972175" cy="3283585"/>
+                  <wp:effectExtent l="0" t="0" r="9525" b="0"/>
+                  <wp:docPr id="1591374361" name="Picture 2"/>
                   <wp:cNvGraphicFramePr>
-                    <a:graphicFrameLocks xmlns:a="http://schemas.openxmlformats.org/drawingml/2006/main"/>
+                    <a:graphicFrameLocks xmlns:a="http://schemas.openxmlformats.org/drawingml/2006/main" noChangeAspect="1"/>
                   </wp:cNvGraphicFramePr>
                   <a:graphic xmlns:a="http://schemas.openxmlformats.org/drawingml/2006/main">
                     <a:graphicData uri="http://schemas.openxmlformats.org/drawingml/2006/picture">
                       <pic:pic xmlns:pic="http://schemas.openxmlformats.org/drawingml/2006/picture">
                         <pic:nvPicPr>
-                          <pic:cNvPr id="63" name="Image 63"/>
-                          <pic:cNvPicPr/>
+                          <pic:cNvPr id="0" name="Picture 3"/>
+                          <pic:cNvPicPr>
+                            <a:picLocks noChangeAspect="1" noChangeArrowheads="1"/>
+                          </pic:cNvPicPr>
                         </pic:nvPicPr>
                         <pic:blipFill>
-                          <a:blip r:embed="rId5" cstate="print"/>
+                          <a:blip r:embed="rId6">
+                            <a:extLst>
+                              <a:ext uri="{28A0092B-C50C-407E-A947-70E740481C1C}">
+                                <a14:useLocalDpi xmlns:a14="http://schemas.microsoft.com/office/drawing/2010/main" val="0"/>
+                              </a:ext>
+                            </a:extLst>
+                          </a:blip>
+                          <a:srcRect/>
                           <a:stretch>
                             <a:fillRect/>
                           </a:stretch>
                         </pic:blipFill>
-                        <pic:spPr>
+                        <pic:spPr bwMode="auto">
                           <a:xfrm>
                             <a:off x="0" y="0"/>
-                            <a:ext cx="5984824" cy="3364991"/>
+                            <a:ext cx="5972175" cy="3283585"/>
                           </a:xfrm>
                           <a:prstGeom prst="rect">
                             <a:avLst/>
                           </a:prstGeom>
+                          <a:noFill/>
+                          <a:ln>
+                            <a:noFill/>
+                          </a:ln>
                         </pic:spPr>
                       </pic:pic>
                     </a:graphicData>
@@ -1866,28 +1877,28 @@
           <w:tcPr>
             <w:tcW w:w="2886" w:type="dxa"/>
             <w:tcBorders>
-              <w:top w:val="single" w:sz="4" w:space="0" w:color="auto"/>
+              <w:top w:val="nil"/>
               <w:left w:val="single" w:sz="4" w:space="0" w:color="auto"/>
               <w:bottom w:val="single" w:sz="4" w:space="0" w:color="auto"/>
               <w:right w:val="single" w:sz="4" w:space="0" w:color="auto"/>
             </w:tcBorders>
             <w:noWrap/>
+            <w:vAlign w:val="center"/>
           </w:tcPr>
           <w:p>
             <w:pPr>
               <w:pStyle w:val="Testnummer"/>
               <w:rPr>
+                <w:lang w:val="en-US"/>
+              </w:rPr>
+            </w:pPr>
+            <w:r>
+              <w:rPr>
                 <w:b w:val="0"/>
                 <w:bCs/>
                 <w:lang w:val="en-US"/>
               </w:rPr>
-            </w:pPr>
-            <w:r>
-              <w:rPr>
-                <w:b w:val="0"/>
-                <w:bCs/>
-              </w:rPr>
-              <w:t>Holding vacuum, of</w:t>
+              <w:t>Slide Offset Place Position (Carton Chain)</w:t>
             </w:r>
           </w:p>
         </w:tc>
@@ -1895,21 +1906,28 @@
           <w:tcPr>
             <w:tcW w:w="1619" w:type="dxa"/>
             <w:tcBorders>
-              <w:top w:val="single" w:sz="4" w:space="0" w:color="auto"/>
-              <w:left w:val="nil"/>
-              <w:bottom w:val="single" w:sz="4" w:space="0" w:color="auto"/>
-              <w:right w:val="single" w:sz="4" w:space="0" w:color="auto"/>
-            </w:tcBorders>
-          </w:tcPr>
-          <w:p>
-            <w:pPr>
-              <w:rPr>
-                <w:rFonts w:cs="Arial"/>
-                <w:szCs w:val="20"/>
-              </w:rPr>
-            </w:pPr>
-            <w:r>
-              <w:t>0…100</w:t>
+              <w:top w:val="nil"/>
+              <w:left w:val="nil"/>
+              <w:bottom w:val="single" w:sz="4" w:space="0" w:color="auto"/>
+              <w:right w:val="single" w:sz="4" w:space="0" w:color="auto"/>
+            </w:tcBorders>
+            <w:vAlign w:val="center"/>
+          </w:tcPr>
+          <w:p>
+            <w:pPr>
+              <w:rPr>
+                <w:rFonts w:cs="Arial"/>
+                <w:szCs w:val="20"/>
+              </w:rPr>
+            </w:pPr>
+            <w:r>
+              <w:rPr>
+                <w:rFonts w:cs="Arial" w:hint="cs"/>
+                <w:szCs w:val="20"/>
+                <w:cs/>
+                <w:lang w:bidi="th-TH"/>
+              </w:rPr>
+              <w:t>-10.00...5.00</w:t>
             </w:r>
           </w:p>
         </w:tc>
@@ -1917,7 +1935,7 @@
           <w:tcPr>
             <w:tcW w:w="1619" w:type="dxa"/>
             <w:tcBorders>
-              <w:top w:val="single" w:sz="4" w:space="0" w:color="auto"/>
+              <w:top w:val="nil"/>
               <w:left w:val="nil"/>
               <w:bottom w:val="single" w:sz="4" w:space="0" w:color="auto"/>
               <w:right w:val="single" w:sz="4" w:space="0" w:color="auto"/>
@@ -1938,7 +1956,7 @@
           <w:tcPr>
             <w:tcW w:w="1798" w:type="dxa"/>
             <w:tcBorders>
-              <w:top w:val="single" w:sz="4" w:space="0" w:color="auto"/>
+              <w:top w:val="nil"/>
               <w:left w:val="nil"/>
               <w:bottom w:val="single" w:sz="4" w:space="0" w:color="auto"/>
               <w:right w:val="single" w:sz="4" w:space="0" w:color="auto"/>
@@ -1959,7 +1977,7 @@
           <w:tcPr>
             <w:tcW w:w="1623" w:type="dxa"/>
             <w:tcBorders>
-              <w:top w:val="single" w:sz="4" w:space="0" w:color="auto"/>
+              <w:top w:val="nil"/>
               <w:left w:val="nil"/>
               <w:bottom w:val="single" w:sz="4" w:space="0" w:color="auto"/>
               <w:right w:val="single" w:sz="4" w:space="0" w:color="auto"/>
@@ -1986,6 +2004,278 @@
           <w:tcPr>
             <w:tcW w:w="2886" w:type="dxa"/>
             <w:tcBorders>
+              <w:top w:val="nil"/>
+              <w:left w:val="single" w:sz="4" w:space="0" w:color="auto"/>
+              <w:bottom w:val="single" w:sz="4" w:space="0" w:color="auto"/>
+              <w:right w:val="single" w:sz="4" w:space="0" w:color="auto"/>
+            </w:tcBorders>
+            <w:noWrap/>
+            <w:vAlign w:val="center"/>
+          </w:tcPr>
+          <w:p>
+            <w:pPr>
+              <w:pStyle w:val="Testnummer"/>
+              <w:rPr>
+                <w:lang w:val="en-US"/>
+              </w:rPr>
+            </w:pPr>
+            <w:r>
+              <w:rPr>
+                <w:b w:val="0"/>
+                <w:bCs/>
+                <w:lang w:val="en-US"/>
+              </w:rPr>
+              <w:t>Slide Offset Pick Position</w:t>
+            </w:r>
+            <w:r>
+              <w:rPr>
+                <w:rFonts w:hint="cs"/>
+                <w:b w:val="0"/>
+                <w:bCs/>
+                <w:cs/>
+                <w:lang w:val="en-US" w:bidi="th-TH"/>
+              </w:rPr>
+              <w:t xml:space="preserve"> </w:t>
+            </w:r>
+            <w:r>
+              <w:rPr>
+                <w:b w:val="0"/>
+                <w:bCs/>
+                <w:lang w:val="en-US"/>
+              </w:rPr>
+              <w:t>(Carton magazine)</w:t>
+            </w:r>
+          </w:p>
+        </w:tc>
+        <w:tc>
+          <w:tcPr>
+            <w:tcW w:w="1619" w:type="dxa"/>
+            <w:tcBorders>
+              <w:top w:val="nil"/>
+              <w:left w:val="nil"/>
+              <w:bottom w:val="single" w:sz="4" w:space="0" w:color="auto"/>
+              <w:right w:val="single" w:sz="4" w:space="0" w:color="auto"/>
+            </w:tcBorders>
+            <w:vAlign w:val="center"/>
+          </w:tcPr>
+          <w:p>
+            <w:pPr>
+              <w:rPr>
+                <w:rFonts w:cs="Arial"/>
+                <w:szCs w:val="20"/>
+              </w:rPr>
+            </w:pPr>
+            <w:r>
+              <w:rPr>
+                <w:rFonts w:cs="Arial" w:hint="cs"/>
+                <w:szCs w:val="20"/>
+                <w:cs/>
+                <w:lang w:bidi="th-TH"/>
+              </w:rPr>
+              <w:t>-20.00...25.00</w:t>
+            </w:r>
+          </w:p>
+        </w:tc>
+        <w:tc>
+          <w:tcPr>
+            <w:tcW w:w="1619" w:type="dxa"/>
+            <w:tcBorders>
+              <w:top w:val="nil"/>
+              <w:left w:val="nil"/>
+              <w:bottom w:val="single" w:sz="4" w:space="0" w:color="auto"/>
+              <w:right w:val="single" w:sz="4" w:space="0" w:color="auto"/>
+            </w:tcBorders>
+            <w:noWrap/>
+            <w:vAlign w:val="center"/>
+          </w:tcPr>
+          <w:p>
+            <w:pPr>
+              <w:rPr>
+                <w:rFonts w:cs="Arial"/>
+                <w:szCs w:val="20"/>
+              </w:rPr>
+            </w:pPr>
+          </w:p>
+        </w:tc>
+        <w:tc>
+          <w:tcPr>
+            <w:tcW w:w="1798" w:type="dxa"/>
+            <w:tcBorders>
+              <w:top w:val="nil"/>
+              <w:left w:val="nil"/>
+              <w:bottom w:val="single" w:sz="4" w:space="0" w:color="auto"/>
+              <w:right w:val="single" w:sz="4" w:space="0" w:color="auto"/>
+            </w:tcBorders>
+            <w:noWrap/>
+            <w:vAlign w:val="center"/>
+          </w:tcPr>
+          <w:p>
+            <w:pPr>
+              <w:rPr>
+                <w:rFonts w:cs="Arial"/>
+                <w:szCs w:val="20"/>
+              </w:rPr>
+            </w:pPr>
+          </w:p>
+        </w:tc>
+        <w:tc>
+          <w:tcPr>
+            <w:tcW w:w="1623" w:type="dxa"/>
+            <w:tcBorders>
+              <w:top w:val="nil"/>
+              <w:left w:val="nil"/>
+              <w:bottom w:val="single" w:sz="4" w:space="0" w:color="auto"/>
+              <w:right w:val="single" w:sz="4" w:space="0" w:color="auto"/>
+            </w:tcBorders>
+            <w:noWrap/>
+            <w:vAlign w:val="center"/>
+          </w:tcPr>
+          <w:p>
+            <w:pPr>
+              <w:rPr>
+                <w:rFonts w:cs="Arial"/>
+                <w:szCs w:val="20"/>
+              </w:rPr>
+            </w:pPr>
+          </w:p>
+        </w:tc>
+      </w:tr>
+      <w:tr>
+        <w:trPr>
+          <w:cantSplit/>
+          <w:trHeight w:val="426"/>
+        </w:trPr>
+        <w:tc>
+          <w:tcPr>
+            <w:tcW w:w="2886" w:type="dxa"/>
+            <w:tcBorders>
+              <w:top w:val="nil"/>
+              <w:left w:val="single" w:sz="4" w:space="0" w:color="auto"/>
+              <w:bottom w:val="single" w:sz="4" w:space="0" w:color="auto"/>
+              <w:right w:val="single" w:sz="4" w:space="0" w:color="auto"/>
+            </w:tcBorders>
+            <w:noWrap/>
+            <w:vAlign w:val="center"/>
+          </w:tcPr>
+          <w:p>
+            <w:pPr>
+              <w:pStyle w:val="Testnummer"/>
+              <w:rPr>
+                <w:lang w:val="en-US"/>
+              </w:rPr>
+            </w:pPr>
+            <w:r>
+              <w:rPr>
+                <w:b w:val="0"/>
+                <w:bCs/>
+                <w:lang w:val="en-US"/>
+              </w:rPr>
+              <w:t>Slide Offset Place Position (Carton Chain)</w:t>
+            </w:r>
+          </w:p>
+        </w:tc>
+        <w:tc>
+          <w:tcPr>
+            <w:tcW w:w="1619" w:type="dxa"/>
+            <w:tcBorders>
+              <w:top w:val="nil"/>
+              <w:left w:val="nil"/>
+              <w:bottom w:val="single" w:sz="4" w:space="0" w:color="auto"/>
+              <w:right w:val="single" w:sz="4" w:space="0" w:color="auto"/>
+            </w:tcBorders>
+            <w:vAlign w:val="center"/>
+          </w:tcPr>
+          <w:p>
+            <w:pPr>
+              <w:rPr>
+                <w:rFonts w:cs="Arial"/>
+                <w:szCs w:val="20"/>
+              </w:rPr>
+            </w:pPr>
+            <w:r>
+              <w:rPr>
+                <w:rFonts w:cs="Arial" w:hint="cs"/>
+                <w:szCs w:val="20"/>
+                <w:cs/>
+                <w:lang w:bidi="th-TH"/>
+              </w:rPr>
+              <w:t>-50.00...50.00</w:t>
+            </w:r>
+          </w:p>
+        </w:tc>
+        <w:tc>
+          <w:tcPr>
+            <w:tcW w:w="1619" w:type="dxa"/>
+            <w:tcBorders>
+              <w:top w:val="nil"/>
+              <w:left w:val="nil"/>
+              <w:bottom w:val="single" w:sz="4" w:space="0" w:color="auto"/>
+              <w:right w:val="single" w:sz="4" w:space="0" w:color="auto"/>
+            </w:tcBorders>
+            <w:noWrap/>
+            <w:vAlign w:val="center"/>
+          </w:tcPr>
+          <w:p>
+            <w:pPr>
+              <w:rPr>
+                <w:rFonts w:cs="Arial"/>
+                <w:szCs w:val="20"/>
+              </w:rPr>
+            </w:pPr>
+          </w:p>
+        </w:tc>
+        <w:tc>
+          <w:tcPr>
+            <w:tcW w:w="1798" w:type="dxa"/>
+            <w:tcBorders>
+              <w:top w:val="nil"/>
+              <w:left w:val="nil"/>
+              <w:bottom w:val="single" w:sz="4" w:space="0" w:color="auto"/>
+              <w:right w:val="single" w:sz="4" w:space="0" w:color="auto"/>
+            </w:tcBorders>
+            <w:noWrap/>
+            <w:vAlign w:val="center"/>
+          </w:tcPr>
+          <w:p>
+            <w:pPr>
+              <w:rPr>
+                <w:rFonts w:cs="Arial"/>
+                <w:szCs w:val="20"/>
+              </w:rPr>
+            </w:pPr>
+          </w:p>
+        </w:tc>
+        <w:tc>
+          <w:tcPr>
+            <w:tcW w:w="1623" w:type="dxa"/>
+            <w:tcBorders>
+              <w:top w:val="nil"/>
+              <w:left w:val="nil"/>
+              <w:bottom w:val="single" w:sz="4" w:space="0" w:color="auto"/>
+              <w:right w:val="single" w:sz="4" w:space="0" w:color="auto"/>
+            </w:tcBorders>
+            <w:noWrap/>
+            <w:vAlign w:val="center"/>
+          </w:tcPr>
+          <w:p>
+            <w:pPr>
+              <w:rPr>
+                <w:rFonts w:cs="Arial"/>
+                <w:szCs w:val="20"/>
+              </w:rPr>
+            </w:pPr>
+          </w:p>
+        </w:tc>
+      </w:tr>
+      <w:tr>
+        <w:trPr>
+          <w:cantSplit/>
+          <w:trHeight w:val="426"/>
+        </w:trPr>
+        <w:tc>
+          <w:tcPr>
+            <w:tcW w:w="2886" w:type="dxa"/>
+            <w:tcBorders>
               <w:top w:val="single" w:sz="4" w:space="0" w:color="auto"/>
               <w:left w:val="single" w:sz="4" w:space="0" w:color="auto"/>
               <w:bottom w:val="single" w:sz="4" w:space="0" w:color="auto"/>
@@ -2006,27 +2296,129 @@
               <w:rPr>
                 <w:b w:val="0"/>
                 <w:bCs/>
+              </w:rPr>
+              <w:t>Holding vacuum, of</w:t>
+            </w:r>
+          </w:p>
+        </w:tc>
+        <w:tc>
+          <w:tcPr>
+            <w:tcW w:w="1619" w:type="dxa"/>
+            <w:tcBorders>
+              <w:top w:val="single" w:sz="4" w:space="0" w:color="auto"/>
+              <w:left w:val="nil"/>
+              <w:bottom w:val="single" w:sz="4" w:space="0" w:color="auto"/>
+              <w:right w:val="single" w:sz="4" w:space="0" w:color="auto"/>
+            </w:tcBorders>
+          </w:tcPr>
+          <w:p>
+            <w:pPr>
+              <w:rPr>
+                <w:rFonts w:cs="Arial"/>
+                <w:szCs w:val="20"/>
+              </w:rPr>
+            </w:pPr>
+            <w:r>
+              <w:t>0…100</w:t>
+            </w:r>
+          </w:p>
+        </w:tc>
+        <w:tc>
+          <w:tcPr>
+            <w:tcW w:w="1619" w:type="dxa"/>
+            <w:tcBorders>
+              <w:top w:val="single" w:sz="4" w:space="0" w:color="auto"/>
+              <w:left w:val="nil"/>
+              <w:bottom w:val="single" w:sz="4" w:space="0" w:color="auto"/>
+              <w:right w:val="single" w:sz="4" w:space="0" w:color="auto"/>
+            </w:tcBorders>
+            <w:noWrap/>
+            <w:vAlign w:val="center"/>
+          </w:tcPr>
+          <w:p>
+            <w:pPr>
+              <w:rPr>
+                <w:rFonts w:cs="Arial"/>
+                <w:szCs w:val="20"/>
+              </w:rPr>
+            </w:pPr>
+          </w:p>
+        </w:tc>
+        <w:tc>
+          <w:tcPr>
+            <w:tcW w:w="1798" w:type="dxa"/>
+            <w:tcBorders>
+              <w:top w:val="single" w:sz="4" w:space="0" w:color="auto"/>
+              <w:left w:val="nil"/>
+              <w:bottom w:val="single" w:sz="4" w:space="0" w:color="auto"/>
+              <w:right w:val="single" w:sz="4" w:space="0" w:color="auto"/>
+            </w:tcBorders>
+            <w:noWrap/>
+            <w:vAlign w:val="center"/>
+          </w:tcPr>
+          <w:p>
+            <w:pPr>
+              <w:rPr>
+                <w:rFonts w:cs="Arial"/>
+                <w:szCs w:val="20"/>
+              </w:rPr>
+            </w:pPr>
+          </w:p>
+        </w:tc>
+        <w:tc>
+          <w:tcPr>
+            <w:tcW w:w="1623" w:type="dxa"/>
+            <w:tcBorders>
+              <w:top w:val="single" w:sz="4" w:space="0" w:color="auto"/>
+              <w:left w:val="nil"/>
+              <w:bottom w:val="single" w:sz="4" w:space="0" w:color="auto"/>
+              <w:right w:val="single" w:sz="4" w:space="0" w:color="auto"/>
+            </w:tcBorders>
+            <w:noWrap/>
+            <w:vAlign w:val="center"/>
+          </w:tcPr>
+          <w:p>
+            <w:pPr>
+              <w:rPr>
+                <w:rFonts w:cs="Arial"/>
+                <w:szCs w:val="20"/>
+              </w:rPr>
+            </w:pPr>
+          </w:p>
+        </w:tc>
+      </w:tr>
+      <w:tr>
+        <w:trPr>
+          <w:cantSplit/>
+          <w:trHeight w:val="426"/>
+        </w:trPr>
+        <w:tc>
+          <w:tcPr>
+            <w:tcW w:w="2886" w:type="dxa"/>
+            <w:tcBorders>
+              <w:top w:val="single" w:sz="4" w:space="0" w:color="auto"/>
+              <w:left w:val="single" w:sz="4" w:space="0" w:color="auto"/>
+              <w:bottom w:val="single" w:sz="4" w:space="0" w:color="auto"/>
+              <w:right w:val="single" w:sz="4" w:space="0" w:color="auto"/>
+            </w:tcBorders>
+            <w:noWrap/>
+          </w:tcPr>
+          <w:p>
+            <w:pPr>
+              <w:pStyle w:val="Testnummer"/>
+              <w:rPr>
+                <w:b w:val="0"/>
+                <w:bCs/>
                 <w:lang w:val="en-US"/>
               </w:rPr>
-              <w:t xml:space="preserve">Counter suction </w:t>
-            </w:r>
-            <w:proofErr w:type="gramStart"/>
+            </w:pPr>
             <w:r>
               <w:rPr>
                 <w:b w:val="0"/>
                 <w:bCs/>
                 <w:lang w:val="en-US"/>
               </w:rPr>
-              <w:t>blow</w:t>
-            </w:r>
-            <w:proofErr w:type="gramEnd"/>
-            <w:r>
-              <w:rPr>
-                <w:b w:val="0"/>
-                <w:bCs/>
-                <w:lang w:val="en-US"/>
-              </w:rPr>
-              <w:t xml:space="preserve"> off duration</w:t>
+              <w:t>Counter suction blow off duration</w:t>
             </w:r>
           </w:p>
         </w:tc>
